--- a/Lab9/Lab9.docx
+++ b/Lab9/Lab9.docx
@@ -175,6 +175,43 @@
     </w:p>
     <w:p>
       <w:r>
+        <w:drawing>
+          <wp:inline distT="0" distB="0" distL="0" distR="0" wp14:anchorId="77693DBD" wp14:editId="10D03A2B">
+            <wp:extent cx="5943600" cy="3265805"/>
+            <wp:effectExtent l="0" t="0" r="0" b="0"/>
+            <wp:docPr id="21" name="Hình ảnh 21"/>
+            <wp:cNvGraphicFramePr>
+              <a:graphicFrameLocks xmlns:a="http://schemas.openxmlformats.org/drawingml/2006/main" noChangeAspect="1"/>
+            </wp:cNvGraphicFramePr>
+            <a:graphic xmlns:a="http://schemas.openxmlformats.org/drawingml/2006/main">
+              <a:graphicData uri="http://schemas.openxmlformats.org/drawingml/2006/picture">
+                <pic:pic xmlns:pic="http://schemas.openxmlformats.org/drawingml/2006/picture">
+                  <pic:nvPicPr>
+                    <pic:cNvPr id="1" name=""/>
+                    <pic:cNvPicPr/>
+                  </pic:nvPicPr>
+                  <pic:blipFill>
+                    <a:blip r:embed="rId7"/>
+                    <a:stretch>
+                      <a:fillRect/>
+                    </a:stretch>
+                  </pic:blipFill>
+                  <pic:spPr>
+                    <a:xfrm>
+                      <a:off x="0" y="0"/>
+                      <a:ext cx="5943600" cy="3265805"/>
+                    </a:xfrm>
+                    <a:prstGeom prst="rect">
+                      <a:avLst/>
+                    </a:prstGeom>
+                  </pic:spPr>
+                </pic:pic>
+              </a:graphicData>
+            </a:graphic>
+          </wp:inline>
+        </w:drawing>
+      </w:r>
+      <w:r>
         <w:br w:type="page"/>
       </w:r>
     </w:p>
@@ -191,6 +228,43 @@
     </w:p>
     <w:p>
       <w:r>
+        <w:drawing>
+          <wp:inline distT="0" distB="0" distL="0" distR="0" wp14:anchorId="785555DD" wp14:editId="2151681B">
+            <wp:extent cx="5943600" cy="3286760"/>
+            <wp:effectExtent l="0" t="0" r="0" b="8890"/>
+            <wp:docPr id="22" name="Hình ảnh 22"/>
+            <wp:cNvGraphicFramePr>
+              <a:graphicFrameLocks xmlns:a="http://schemas.openxmlformats.org/drawingml/2006/main" noChangeAspect="1"/>
+            </wp:cNvGraphicFramePr>
+            <a:graphic xmlns:a="http://schemas.openxmlformats.org/drawingml/2006/main">
+              <a:graphicData uri="http://schemas.openxmlformats.org/drawingml/2006/picture">
+                <pic:pic xmlns:pic="http://schemas.openxmlformats.org/drawingml/2006/picture">
+                  <pic:nvPicPr>
+                    <pic:cNvPr id="1" name=""/>
+                    <pic:cNvPicPr/>
+                  </pic:nvPicPr>
+                  <pic:blipFill>
+                    <a:blip r:embed="rId8"/>
+                    <a:stretch>
+                      <a:fillRect/>
+                    </a:stretch>
+                  </pic:blipFill>
+                  <pic:spPr>
+                    <a:xfrm>
+                      <a:off x="0" y="0"/>
+                      <a:ext cx="5943600" cy="3286760"/>
+                    </a:xfrm>
+                    <a:prstGeom prst="rect">
+                      <a:avLst/>
+                    </a:prstGeom>
+                  </pic:spPr>
+                </pic:pic>
+              </a:graphicData>
+            </a:graphic>
+          </wp:inline>
+        </w:drawing>
+      </w:r>
+      <w:r>
         <w:br w:type="page"/>
       </w:r>
     </w:p>
@@ -205,7 +279,45 @@
         <w:t xml:space="preserve"> 6:</w:t>
       </w:r>
     </w:p>
-    <w:p/>
+    <w:p>
+      <w:r>
+        <w:drawing>
+          <wp:inline distT="0" distB="0" distL="0" distR="0" wp14:anchorId="4991DACB" wp14:editId="3F748D2E">
+            <wp:extent cx="5943600" cy="3357880"/>
+            <wp:effectExtent l="0" t="0" r="0" b="0"/>
+            <wp:docPr id="23" name="Hình ảnh 23"/>
+            <wp:cNvGraphicFramePr>
+              <a:graphicFrameLocks xmlns:a="http://schemas.openxmlformats.org/drawingml/2006/main" noChangeAspect="1"/>
+            </wp:cNvGraphicFramePr>
+            <a:graphic xmlns:a="http://schemas.openxmlformats.org/drawingml/2006/main">
+              <a:graphicData uri="http://schemas.openxmlformats.org/drawingml/2006/picture">
+                <pic:pic xmlns:pic="http://schemas.openxmlformats.org/drawingml/2006/picture">
+                  <pic:nvPicPr>
+                    <pic:cNvPr id="1" name=""/>
+                    <pic:cNvPicPr/>
+                  </pic:nvPicPr>
+                  <pic:blipFill>
+                    <a:blip r:embed="rId9"/>
+                    <a:stretch>
+                      <a:fillRect/>
+                    </a:stretch>
+                  </pic:blipFill>
+                  <pic:spPr>
+                    <a:xfrm>
+                      <a:off x="0" y="0"/>
+                      <a:ext cx="5943600" cy="3357880"/>
+                    </a:xfrm>
+                    <a:prstGeom prst="rect">
+                      <a:avLst/>
+                    </a:prstGeom>
+                  </pic:spPr>
+                </pic:pic>
+              </a:graphicData>
+            </a:graphic>
+          </wp:inline>
+        </w:drawing>
+      </w:r>
+    </w:p>
     <w:sectPr>
       <w:pgSz w:w="12240" w:h="15840"/>
       <w:pgMar w:top="1440" w:right="1440" w:bottom="1440" w:left="1440" w:header="720" w:footer="720" w:gutter="0"/>

--- a/Lab9/Lab9.docx
+++ b/Lab9/Lab9.docx
@@ -14,6 +14,9 @@
     </w:p>
     <w:p>
       <w:r>
+        <w:rPr>
+          <w:noProof/>
+        </w:rPr>
         <w:drawing>
           <wp:inline distT="0" distB="0" distL="0" distR="0" wp14:anchorId="52599940" wp14:editId="18E1C1DE">
             <wp:extent cx="5943600" cy="3099435"/>
@@ -69,6 +72,9 @@
     </w:p>
     <w:p>
       <w:r>
+        <w:rPr>
+          <w:noProof/>
+        </w:rPr>
         <w:drawing>
           <wp:inline distT="0" distB="0" distL="0" distR="0" wp14:anchorId="318CF5F9" wp14:editId="76E1EFF8">
             <wp:extent cx="5943600" cy="2219325"/>
@@ -108,6 +114,9 @@
     </w:p>
     <w:p>
       <w:r>
+        <w:rPr>
+          <w:noProof/>
+        </w:rPr>
         <w:drawing>
           <wp:inline distT="0" distB="0" distL="0" distR="0" wp14:anchorId="67E723E2" wp14:editId="02BBD6D4">
             <wp:extent cx="5943600" cy="2454275"/>
@@ -159,6 +168,101 @@
         <w:t xml:space="preserve"> 3</w:t>
       </w:r>
       <w:r>
+        <w:t>:</w:t>
+      </w:r>
+    </w:p>
+    <w:p>
+      <w:r>
+        <w:drawing>
+          <wp:inline distT="0" distB="0" distL="0" distR="0" wp14:anchorId="4D18FF7F" wp14:editId="2D19357C">
+            <wp:extent cx="5943600" cy="3134387"/>
+            <wp:effectExtent l="0" t="0" r="0" b="8890"/>
+            <wp:docPr id="2" name="Hình ảnh 2"/>
+            <wp:cNvGraphicFramePr>
+              <a:graphicFrameLocks xmlns:a="http://schemas.openxmlformats.org/drawingml/2006/main" noChangeAspect="1"/>
+            </wp:cNvGraphicFramePr>
+            <a:graphic xmlns:a="http://schemas.openxmlformats.org/drawingml/2006/main">
+              <a:graphicData uri="http://schemas.openxmlformats.org/drawingml/2006/picture">
+                <pic:pic xmlns:pic="http://schemas.openxmlformats.org/drawingml/2006/picture">
+                  <pic:nvPicPr>
+                    <pic:cNvPr id="1" name=""/>
+                    <pic:cNvPicPr/>
+                  </pic:nvPicPr>
+                  <pic:blipFill rotWithShape="1">
+                    <a:blip r:embed="rId7"/>
+                    <a:srcRect b="6212"/>
+                    <a:stretch/>
+                  </pic:blipFill>
+                  <pic:spPr bwMode="auto">
+                    <a:xfrm>
+                      <a:off x="0" y="0"/>
+                      <a:ext cx="5943600" cy="3134387"/>
+                    </a:xfrm>
+                    <a:prstGeom prst="rect">
+                      <a:avLst/>
+                    </a:prstGeom>
+                    <a:ln>
+                      <a:noFill/>
+                    </a:ln>
+                    <a:extLst>
+                      <a:ext uri="{53640926-AAD7-44D8-BBD7-CCE9431645EC}">
+                        <a14:shadowObscured xmlns:a14="http://schemas.microsoft.com/office/drawing/2010/main"/>
+                      </a:ext>
+                    </a:extLst>
+                  </pic:spPr>
+                </pic:pic>
+              </a:graphicData>
+            </a:graphic>
+          </wp:inline>
+        </w:drawing>
+      </w:r>
+    </w:p>
+    <w:p>
+      <w:r>
+        <w:drawing>
+          <wp:inline distT="0" distB="0" distL="0" distR="0" wp14:anchorId="44095CD4" wp14:editId="67A0EB12">
+            <wp:extent cx="5943600" cy="3095268"/>
+            <wp:effectExtent l="0" t="0" r="0" b="0"/>
+            <wp:docPr id="3" name="Hình ảnh 3"/>
+            <wp:cNvGraphicFramePr>
+              <a:graphicFrameLocks xmlns:a="http://schemas.openxmlformats.org/drawingml/2006/main" noChangeAspect="1"/>
+            </wp:cNvGraphicFramePr>
+            <a:graphic xmlns:a="http://schemas.openxmlformats.org/drawingml/2006/main">
+              <a:graphicData uri="http://schemas.openxmlformats.org/drawingml/2006/picture">
+                <pic:pic xmlns:pic="http://schemas.openxmlformats.org/drawingml/2006/picture">
+                  <pic:nvPicPr>
+                    <pic:cNvPr id="1" name=""/>
+                    <pic:cNvPicPr/>
+                  </pic:nvPicPr>
+                  <pic:blipFill rotWithShape="1">
+                    <a:blip r:embed="rId8"/>
+                    <a:srcRect b="6655"/>
+                    <a:stretch/>
+                  </pic:blipFill>
+                  <pic:spPr bwMode="auto">
+                    <a:xfrm>
+                      <a:off x="0" y="0"/>
+                      <a:ext cx="5943600" cy="3095268"/>
+                    </a:xfrm>
+                    <a:prstGeom prst="rect">
+                      <a:avLst/>
+                    </a:prstGeom>
+                    <a:ln>
+                      <a:noFill/>
+                    </a:ln>
+                    <a:extLst>
+                      <a:ext uri="{53640926-AAD7-44D8-BBD7-CCE9431645EC}">
+                        <a14:shadowObscured xmlns:a14="http://schemas.microsoft.com/office/drawing/2010/main"/>
+                      </a:ext>
+                    </a:extLst>
+                  </pic:spPr>
+                </pic:pic>
+              </a:graphicData>
+            </a:graphic>
+          </wp:inline>
+        </w:drawing>
+      </w:r>
+      <w:r>
         <w:br w:type="page"/>
       </w:r>
     </w:p>
@@ -175,6 +279,9 @@
     </w:p>
     <w:p>
       <w:r>
+        <w:rPr>
+          <w:noProof/>
+        </w:rPr>
         <w:drawing>
           <wp:inline distT="0" distB="0" distL="0" distR="0" wp14:anchorId="77693DBD" wp14:editId="10D03A2B">
             <wp:extent cx="5943600" cy="3265805"/>
@@ -191,7 +298,7 @@
                     <pic:cNvPicPr/>
                   </pic:nvPicPr>
                   <pic:blipFill>
-                    <a:blip r:embed="rId7"/>
+                    <a:blip r:embed="rId9"/>
                     <a:stretch>
                       <a:fillRect/>
                     </a:stretch>
@@ -228,6 +335,9 @@
     </w:p>
     <w:p>
       <w:r>
+        <w:rPr>
+          <w:noProof/>
+        </w:rPr>
         <w:drawing>
           <wp:inline distT="0" distB="0" distL="0" distR="0" wp14:anchorId="785555DD" wp14:editId="2151681B">
             <wp:extent cx="5943600" cy="3286760"/>
@@ -244,7 +354,7 @@
                     <pic:cNvPicPr/>
                   </pic:nvPicPr>
                   <pic:blipFill>
-                    <a:blip r:embed="rId8"/>
+                    <a:blip r:embed="rId10"/>
                     <a:stretch>
                       <a:fillRect/>
                     </a:stretch>
@@ -281,6 +391,9 @@
     </w:p>
     <w:p>
       <w:r>
+        <w:rPr>
+          <w:noProof/>
+        </w:rPr>
         <w:drawing>
           <wp:inline distT="0" distB="0" distL="0" distR="0" wp14:anchorId="4991DACB" wp14:editId="3F748D2E">
             <wp:extent cx="5943600" cy="3357880"/>
@@ -297,7 +410,7 @@
                     <pic:cNvPicPr/>
                   </pic:nvPicPr>
                   <pic:blipFill>
-                    <a:blip r:embed="rId9"/>
+                    <a:blip r:embed="rId11"/>
                     <a:stretch>
                       <a:fillRect/>
                     </a:stretch>
